--- a/pr-preview/pr-2/index.docx
+++ b/pr-preview/pr-2/index.docx
@@ -678,7 +678,7 @@
         <w:t xml:space="preserve"> </w:t>
       </w:r>
       <w:r>
-        <w:t xml:space="preserve">9094dc8</w:t>
+        <w:t xml:space="preserve">c88c4f8</w:t>
       </w:r>
     </w:p>
     <w:p>
@@ -700,7 +700,7 @@
         <w:t xml:space="preserve"> </w:t>
       </w:r>
       <w:r>
-        <w:t xml:space="preserve">9094dc8f2e59239e34e3cfcebf22bbc2715c23bd</w:t>
+        <w:t xml:space="preserve">c88c4f8a63c08f807ae22339522a16b5b8847710</w:t>
       </w:r>
     </w:p>
     <w:p>
@@ -722,7 +722,7 @@
         <w:t xml:space="preserve"> </w:t>
       </w:r>
       <w:r>
-        <w:t xml:space="preserve">2026-04-06 23:07:28 +0000</w:t>
+        <w:t xml:space="preserve">2026-04-06 23:21:43 +0000</w:t>
       </w:r>
     </w:p>
     <w:p>
